--- a/livrables/taff/2026-10-08_cv-cibles/cv-logistique-stocks_moderne.docx
+++ b/livrables/taff/2026-10-08_cv-cibles/cv-logistique-stocks_moderne.docx
@@ -305,7 +305,7 @@
               <w:rPr>
                 <w:color w:val="FFFFFF"/>
               </w:rPr>
-              <w:t>Anglais, espagnol, portugais</w:t>
+              <w:t>Espagnol courant, anglais intermédiaire</w:t>
             </w:r>
           </w:p>
           <w:p>
@@ -323,7 +323,7 @@
                 <w:iCs/>
                 <w:color w:val="D9E2F3"/>
               </w:rPr>
-              <w:t>en perfectionnement</w:t>
+              <w:t>Portugais scolaire</w:t>
             </w:r>
           </w:p>
           <w:p>
@@ -401,13 +401,7 @@
               <w:rPr>
                 <w:color w:val="FFFFFF"/>
               </w:rPr>
-              <w:t>Sport, langues étrangè</w:t>
-            </w:r>
-            <w:r>
-              <w:rPr>
-                <w:color w:val="FFFFFF"/>
-              </w:rPr>
-              <w:t>res, intelligence artificielle, voyages</w:t>
+              <w:t>Sport, langues étrangères, intelligence artificielle, voyages</w:t>
             </w:r>
           </w:p>
         </w:tc>
@@ -575,7 +569,7 @@
                 <w:rFonts w:eastAsia="Times New Roman"/>
                 <w:color w:val="222222"/>
               </w:rPr>
-              <w:t>Gestion des plannings et de l'équipe</w:t>
+              <w:t>Gestion des plannings d’une équipe de 3 à 6 personnes, 2 à 3 chantiers en parallèle</w:t>
             </w:r>
           </w:p>
           <w:p>
@@ -617,7 +611,7 @@
                 <w:rFonts w:eastAsia="Times New Roman"/>
                 <w:color w:val="222222"/>
               </w:rPr>
-              <w:t>Formation des collaborateurs aux métiers de la résine</w:t>
+              <w:t>Formation aux métiers de la résine (environ 10 personnes par semaine pendant un an)</w:t>
             </w:r>
           </w:p>
           <w:p>
@@ -686,7 +680,7 @@
                 <w:rFonts w:eastAsia="Times New Roman"/>
                 <w:color w:val="222222"/>
               </w:rPr>
-              <w:t>Contrôle de conformité des réceptions et des expéditions</w:t>
+              <w:t>Contrôle de conformité des réceptions et des expéditions (2 à 7 palettes par jour)</w:t>
             </w:r>
           </w:p>
           <w:p>
@@ -707,7 +701,7 @@
                 <w:rFonts w:eastAsia="Times New Roman"/>
                 <w:color w:val="222222"/>
               </w:rPr>
-              <w:t>Suivi et mise à jour des stocks</w:t>
+              <w:t>Suivi des stocks de matières premières et d’emballages (10 à 12 références) sur Excel, pour un fabricant de glaces artisanales</w:t>
             </w:r>
           </w:p>
           <w:p>
@@ -797,7 +791,7 @@
                 <w:rFonts w:eastAsia="Times New Roman"/>
                 <w:color w:val="222222"/>
               </w:rPr>
-              <w:t>Devis, facturation, relation clientèle</w:t>
+              <w:t>Devis, facturation, relation clientèle (CA d’environ 100 000 € par an)</w:t>
             </w:r>
           </w:p>
           <w:p>
@@ -887,14 +881,7 @@
                 <w:rFonts w:eastAsia="Times New Roman"/>
                 <w:color w:val="222222"/>
               </w:rPr>
-              <w:t>Préparation du matériel et des matières premiè</w:t>
-            </w:r>
-            <w:r>
-              <w:rPr>
-                <w:rFonts w:eastAsia="Times New Roman"/>
-                <w:color w:val="222222"/>
-              </w:rPr>
-              <w:t>res pour les chantiers</w:t>
+              <w:t>Préparation du matériel et des matières premières pour les chantiers</w:t>
             </w:r>
           </w:p>
           <w:p>
